--- a/lib/engine-v2/national/templates-official/minor-hazmat-notification.docx
+++ b/lib/engine-v2/national/templates-official/minor-hazmat-notification.docx
@@ -489,7 +489,7 @@
                 <w:sz w:val="22"/>
                 <w:szCs w:val="22"/>
               </w:rPr>
-              <w:t xml:space="preserve">　　　　　　　　　　電話（　　　　番）</w:t>
+              <w:t xml:space="preserve">　　　　　　　　　　電話（{{submitterPhone}}番）</w:t>
             </w:r>
           </w:p>
           <w:p>
@@ -513,7 +513,7 @@
                 <w:sz w:val="22"/>
                 <w:szCs w:val="22"/>
               </w:rPr>
-              <w:t xml:space="preserve">氏名　　　　　　　　　　　　</w:t>
+              <w:t xml:space="preserve">氏名　{{submitterName}}</w:t>
             </w:r>
             <w:r>
               <w:rPr>
@@ -657,6 +657,9 @@
                 <w:szCs w:val="22"/>
               </w:rPr>
             </w:pPr>
+            <w:r>
+              <w:t xml:space="preserve">{{facilityLocation}}</w:t>
+            </w:r>
           </w:p>
           <w:p>
             <w:pPr>
@@ -749,6 +752,9 @@
                 <w:szCs w:val="22"/>
               </w:rPr>
             </w:pPr>
+            <w:r>
+              <w:t xml:space="preserve">{{facilityName}}</w:t>
+            </w:r>
           </w:p>
           <w:p>
             <w:pPr>
@@ -1002,6 +1008,9 @@
                 <w:szCs w:val="22"/>
               </w:rPr>
             </w:pPr>
+            <w:r>
+              <w:t xml:space="preserve">{{hazmatClass}}</w:t>
+            </w:r>
           </w:p>
         </w:tc>
         <w:tc>
@@ -1016,6 +1025,9 @@
                 <w:szCs w:val="22"/>
               </w:rPr>
             </w:pPr>
+            <w:r>
+              <w:t xml:space="preserve">{{hazmatName}}</w:t>
+            </w:r>
           </w:p>
         </w:tc>
         <w:tc>
@@ -1031,6 +1043,9 @@
                 <w:szCs w:val="22"/>
               </w:rPr>
             </w:pPr>
+            <w:r>
+              <w:t xml:space="preserve">{{maxStorageAmount}}</w:t>
+            </w:r>
           </w:p>
         </w:tc>
         <w:tc>
@@ -1045,6 +1060,9 @@
                 <w:szCs w:val="22"/>
               </w:rPr>
             </w:pPr>
+            <w:r>
+              <w:t xml:space="preserve">{{maxDailyHandlingAmount}}</w:t>
+            </w:r>
           </w:p>
         </w:tc>
         <w:tc>
@@ -1059,6 +1077,9 @@
                 <w:szCs w:val="22"/>
               </w:rPr>
             </w:pPr>
+            <w:r>
+              <w:t xml:space="preserve">{{extraColumn5}}</w:t>
+            </w:r>
           </w:p>
         </w:tc>
       </w:tr>
@@ -1153,6 +1174,9 @@
                 <w:szCs w:val="22"/>
               </w:rPr>
             </w:pPr>
+            <w:r>
+              <w:t xml:space="preserve">{{operationSummary}}</w:t>
+            </w:r>
           </w:p>
           <w:p>
             <w:pPr>
@@ -1231,6 +1255,9 @@
                 <w:szCs w:val="22"/>
               </w:rPr>
             </w:pPr>
+            <w:r>
+              <w:t xml:space="preserve">{{structureSummary}}</w:t>
+            </w:r>
           </w:p>
           <w:p>
             <w:pPr>
@@ -1299,6 +1326,9 @@
                 <w:szCs w:val="22"/>
               </w:rPr>
             </w:pPr>
+            <w:r>
+              <w:t xml:space="preserve">{{fireEquipment}}</w:t>
+            </w:r>
           </w:p>
           <w:p>
             <w:pPr>
@@ -1369,6 +1399,9 @@
                 <w:szCs w:val="22"/>
               </w:rPr>
             </w:pPr>
+            <w:r>
+              <w:t xml:space="preserve">{{startPeriod}}</w:t>
+            </w:r>
           </w:p>
         </w:tc>
       </w:tr>
@@ -1468,6 +1501,9 @@
                 <w:szCs w:val="22"/>
               </w:rPr>
             </w:pPr>
+            <w:r>
+              <w:t xml:space="preserve">{{otherMatters}}</w:t>
+            </w:r>
           </w:p>
           <w:p>
             <w:pPr>

--- a/lib/engine-v2/national/templates-official/minor-hazmat-notification.docx
+++ b/lib/engine-v2/national/templates-official/minor-hazmat-notification.docx
@@ -1598,6 +1598,9 @@
                 <w:szCs w:val="22"/>
               </w:rPr>
             </w:pPr>
+            <w:r>
+              <w:t xml:space="preserve">{{officialUseReceipt}}</w:t>
+            </w:r>
           </w:p>
           <w:p>
             <w:pPr>
@@ -1651,6 +1654,9 @@
                 <w:szCs w:val="22"/>
               </w:rPr>
             </w:pPr>
+            <w:r>
+              <w:t xml:space="preserve">{{officialUseProgress}}</w:t>
+            </w:r>
           </w:p>
           <w:p>
             <w:pPr>

--- a/lib/engine-v2/national/templates-official/minor-hazmat-notification.docx
+++ b/lib/engine-v2/national/templates-official/minor-hazmat-notification.docx
@@ -479,17 +479,7 @@
                 <w:sz w:val="22"/>
                 <w:szCs w:val="22"/>
               </w:rPr>
-              <w:t>住所</w:t>
-            </w:r>
-            <w:r>
-              <w:rPr>
-                <w:rFonts w:ascii="ＭＳ 明朝" w:hAnsi="ＭＳ 明朝" w:hint="eastAsia"/>
-                <w:bCs/>
-                <w:kern w:val="0"/>
-                <w:sz w:val="22"/>
-                <w:szCs w:val="22"/>
-              </w:rPr>
-              <w:t xml:space="preserve">　　　　　　　　　　電話（{{submitterPhone}}番）</w:t>
+              <w:t xml:space="preserve">住所　{{submitterAddress}}　電話（{{submitterPhone}}番）</w:t>
             </w:r>
           </w:p>
           <w:p>

--- a/lib/engine-v2/national/templates-official/minor-hazmat-notification.docx
+++ b/lib/engine-v2/national/templates-official/minor-hazmat-notification.docx
@@ -469,7 +469,7 @@
                 <w:sz w:val="22"/>
                 <w:szCs w:val="22"/>
               </w:rPr>
-              <w:t xml:space="preserve">　　　　　　　　　　　　　　　　　　　　　</w:t>
+              <w:t xml:space="preserve">　</w:t>
             </w:r>
             <w:r>
               <w:rPr>

--- a/lib/engine-v2/national/templates-official/minor-hazmat-notification.docx
+++ b/lib/engine-v2/national/templates-official/minor-hazmat-notification.docx
@@ -358,7 +358,6 @@
           <w:p>
             <w:pPr>
               <w:ind w:left="99" w:firstLineChars="100" w:firstLine="220"/>
-              <w:jc w:val="right"/>
               <w:rPr>
                 <w:rFonts w:ascii="ＭＳ 明朝" w:hAnsi="ＭＳ 明朝"/>
                 <w:bCs/>
@@ -366,12 +365,12 @@
                 <w:sz w:val="22"/>
                 <w:szCs w:val="22"/>
               </w:rPr>
+              <w:jc w:val="right"/>
             </w:pPr>
           </w:p>
           <w:p>
             <w:pPr>
               <w:ind w:left="99" w:firstLineChars="100" w:firstLine="220"/>
-              <w:jc w:val="right"/>
               <w:rPr>
                 <w:rFonts w:ascii="ＭＳ 明朝" w:hAnsi="ＭＳ 明朝"/>
                 <w:bCs/>
@@ -379,6 +378,7 @@
                 <w:sz w:val="22"/>
                 <w:szCs w:val="22"/>
               </w:rPr>
+              <w:jc w:val="right"/>
             </w:pPr>
             <w:r>
               <w:rPr>
@@ -394,7 +394,6 @@
           <w:p>
             <w:pPr>
               <w:ind w:left="99" w:firstLineChars="100" w:firstLine="220"/>
-              <w:jc w:val="left"/>
               <w:rPr>
                 <w:rFonts w:ascii="ＭＳ 明朝" w:hAnsi="ＭＳ 明朝" w:hint="eastAsia"/>
                 <w:bCs/>
@@ -402,6 +401,7 @@
                 <w:sz w:val="22"/>
                 <w:szCs w:val="22"/>
               </w:rPr>
+              <w:jc w:val="right"/>
             </w:pPr>
             <w:r>
               <w:rPr>
@@ -428,7 +428,6 @@
             <w:pPr>
               <w:spacing w:line="360" w:lineRule="exact"/>
               <w:ind w:left="96" w:firstLineChars="2000" w:firstLine="4400"/>
-              <w:jc w:val="left"/>
               <w:rPr>
                 <w:rFonts w:ascii="ＭＳ 明朝" w:hAnsi="ＭＳ 明朝" w:hint="eastAsia"/>
                 <w:bCs/>
@@ -436,6 +435,7 @@
                 <w:sz w:val="22"/>
                 <w:szCs w:val="22"/>
               </w:rPr>
+              <w:jc w:val="right"/>
             </w:pPr>
             <w:r>
               <w:rPr>
@@ -452,7 +452,6 @@
             <w:pPr>
               <w:spacing w:line="360" w:lineRule="exact"/>
               <w:ind w:left="96"/>
-              <w:jc w:val="left"/>
               <w:rPr>
                 <w:rFonts w:ascii="ＭＳ 明朝" w:hAnsi="ＭＳ 明朝" w:hint="eastAsia"/>
                 <w:bCs/>
@@ -460,6 +459,7 @@
                 <w:sz w:val="22"/>
                 <w:szCs w:val="22"/>
               </w:rPr>
+              <w:jc w:val="right"/>
             </w:pPr>
             <w:r>
               <w:rPr>
@@ -486,7 +486,6 @@
             <w:pPr>
               <w:spacing w:line="360" w:lineRule="exact"/>
               <w:ind w:left="96" w:firstLineChars="2100" w:firstLine="4620"/>
-              <w:jc w:val="left"/>
               <w:rPr>
                 <w:rFonts w:ascii="ＭＳ 明朝" w:hAnsi="ＭＳ 明朝" w:hint="eastAsia"/>
                 <w:bCs/>
@@ -494,6 +493,7 @@
                 <w:sz w:val="22"/>
                 <w:szCs w:val="22"/>
               </w:rPr>
+              <w:jc w:val="right"/>
             </w:pPr>
             <w:r>
               <w:rPr>
